--- a/docs/reference-forms/output/TAI-FORM-C014-30rows.docx
+++ b/docs/reference-forms/output/TAI-FORM-C014-30rows.docx
@@ -438,7 +438,7 @@
       </w:tr>
       <w:tr>
         <w:trPr>
-          <w:trHeight w:val="793" w:hRule="atLeast"/>
+          <w:trHeight w:val="566" w:hRule="atLeast"/>
         </w:trPr>
         <w:tc>
           <w:tcPr>
@@ -763,7 +763,7 @@
       </w:tr>
       <w:tr>
         <w:trPr>
-          <w:trHeight w:val="793" w:hRule="atLeast"/>
+          <w:trHeight w:val="566" w:hRule="atLeast"/>
         </w:trPr>
         <w:tc>
           <w:tcPr>
@@ -1088,7 +1088,7 @@
       </w:tr>
       <w:tr>
         <w:trPr>
-          <w:trHeight w:val="793" w:hRule="atLeast"/>
+          <w:trHeight w:val="566" w:hRule="atLeast"/>
         </w:trPr>
         <w:tc>
           <w:tcPr>
@@ -1413,7 +1413,7 @@
       </w:tr>
       <w:tr>
         <w:trPr>
-          <w:trHeight w:val="793" w:hRule="atLeast"/>
+          <w:trHeight w:val="566" w:hRule="atLeast"/>
         </w:trPr>
         <w:tc>
           <w:tcPr>
@@ -1738,7 +1738,7 @@
       </w:tr>
       <w:tr>
         <w:trPr>
-          <w:trHeight w:val="793" w:hRule="atLeast"/>
+          <w:trHeight w:val="566" w:hRule="atLeast"/>
         </w:trPr>
         <w:tc>
           <w:tcPr>
@@ -2063,7 +2063,7 @@
       </w:tr>
       <w:tr>
         <w:trPr>
-          <w:trHeight w:val="793" w:hRule="atLeast"/>
+          <w:trHeight w:val="566" w:hRule="atLeast"/>
         </w:trPr>
         <w:tc>
           <w:tcPr>
@@ -2388,7 +2388,7 @@
       </w:tr>
       <w:tr>
         <w:trPr>
-          <w:trHeight w:val="793" w:hRule="atLeast"/>
+          <w:trHeight w:val="566" w:hRule="atLeast"/>
         </w:trPr>
         <w:tc>
           <w:tcPr>
@@ -2713,7 +2713,7 @@
       </w:tr>
       <w:tr>
         <w:trPr>
-          <w:trHeight w:val="793" w:hRule="atLeast"/>
+          <w:trHeight w:val="566" w:hRule="atLeast"/>
         </w:trPr>
         <w:tc>
           <w:tcPr>
@@ -3038,7 +3038,7 @@
       </w:tr>
       <w:tr>
         <w:trPr>
-          <w:trHeight w:val="793" w:hRule="atLeast"/>
+          <w:trHeight w:val="566" w:hRule="atLeast"/>
         </w:trPr>
         <w:tc>
           <w:tcPr>
@@ -3363,7 +3363,7 @@
       </w:tr>
       <w:tr>
         <w:trPr>
-          <w:trHeight w:val="793" w:hRule="atLeast"/>
+          <w:trHeight w:val="566" w:hRule="atLeast"/>
         </w:trPr>
         <w:tc>
           <w:tcPr>
@@ -3688,7 +3688,7 @@
       </w:tr>
       <w:tr>
         <w:trPr>
-          <w:trHeight w:val="793" w:hRule="atLeast"/>
+          <w:trHeight w:val="566" w:hRule="atLeast"/>
         </w:trPr>
         <w:tc>
           <w:tcPr>
@@ -4013,7 +4013,7 @@
       </w:tr>
       <w:tr>
         <w:trPr>
-          <w:trHeight w:val="793" w:hRule="atLeast"/>
+          <w:trHeight w:val="566" w:hRule="atLeast"/>
         </w:trPr>
         <w:tc>
           <w:tcPr>
@@ -4338,7 +4338,7 @@
       </w:tr>
       <w:tr>
         <w:trPr>
-          <w:trHeight w:val="793" w:hRule="atLeast"/>
+          <w:trHeight w:val="566" w:hRule="atLeast"/>
         </w:trPr>
         <w:tc>
           <w:tcPr>
@@ -4663,7 +4663,7 @@
       </w:tr>
       <w:tr>
         <w:trPr>
-          <w:trHeight w:val="793" w:hRule="atLeast"/>
+          <w:trHeight w:val="566" w:hRule="atLeast"/>
         </w:trPr>
         <w:tc>
           <w:tcPr>
@@ -4988,7 +4988,7 @@
       </w:tr>
       <w:tr>
         <w:trPr>
-          <w:trHeight w:val="793" w:hRule="atLeast"/>
+          <w:trHeight w:val="566" w:hRule="atLeast"/>
         </w:trPr>
         <w:tc>
           <w:tcPr>
@@ -5313,7 +5313,7 @@
       </w:tr>
       <w:tr>
         <w:trPr>
-          <w:trHeight w:val="793" w:hRule="atLeast"/>
+          <w:trHeight w:val="566" w:hRule="atLeast"/>
         </w:trPr>
         <w:tc>
           <w:tcPr>
@@ -5638,7 +5638,7 @@
       </w:tr>
       <w:tr>
         <w:trPr>
-          <w:trHeight w:val="793" w:hRule="atLeast"/>
+          <w:trHeight w:val="566" w:hRule="atLeast"/>
         </w:trPr>
         <w:tc>
           <w:tcPr>
@@ -5963,7 +5963,7 @@
       </w:tr>
       <w:tr>
         <w:trPr>
-          <w:trHeight w:val="793" w:hRule="atLeast"/>
+          <w:trHeight w:val="566" w:hRule="atLeast"/>
         </w:trPr>
         <w:tc>
           <w:tcPr>
@@ -6288,7 +6288,7 @@
       </w:tr>
       <w:tr>
         <w:trPr>
-          <w:trHeight w:val="793" w:hRule="atLeast"/>
+          <w:trHeight w:val="566" w:hRule="atLeast"/>
         </w:trPr>
         <w:tc>
           <w:tcPr>
@@ -6613,7 +6613,7 @@
       </w:tr>
       <w:tr>
         <w:trPr>
-          <w:trHeight w:val="793" w:hRule="atLeast"/>
+          <w:trHeight w:val="566" w:hRule="atLeast"/>
         </w:trPr>
         <w:tc>
           <w:tcPr>
@@ -6938,7 +6938,7 @@
       </w:tr>
       <w:tr>
         <w:trPr>
-          <w:trHeight w:val="793" w:hRule="atLeast"/>
+          <w:trHeight w:val="566" w:hRule="atLeast"/>
         </w:trPr>
         <w:tc>
           <w:tcPr>
@@ -7263,7 +7263,7 @@
       </w:tr>
       <w:tr>
         <w:trPr>
-          <w:trHeight w:val="793" w:hRule="atLeast"/>
+          <w:trHeight w:val="566" w:hRule="atLeast"/>
         </w:trPr>
         <w:tc>
           <w:tcPr>
@@ -7588,7 +7588,7 @@
       </w:tr>
       <w:tr>
         <w:trPr>
-          <w:trHeight w:val="793" w:hRule="atLeast"/>
+          <w:trHeight w:val="566" w:hRule="atLeast"/>
         </w:trPr>
         <w:tc>
           <w:tcPr>
@@ -7913,7 +7913,7 @@
       </w:tr>
       <w:tr>
         <w:trPr>
-          <w:trHeight w:val="793" w:hRule="atLeast"/>
+          <w:trHeight w:val="566" w:hRule="atLeast"/>
         </w:trPr>
         <w:tc>
           <w:tcPr>
@@ -8238,7 +8238,7 @@
       </w:tr>
       <w:tr>
         <w:trPr>
-          <w:trHeight w:val="793" w:hRule="atLeast"/>
+          <w:trHeight w:val="566" w:hRule="atLeast"/>
         </w:trPr>
         <w:tc>
           <w:tcPr>
@@ -8563,7 +8563,7 @@
       </w:tr>
       <w:tr>
         <w:trPr>
-          <w:trHeight w:val="793" w:hRule="atLeast"/>
+          <w:trHeight w:val="566" w:hRule="atLeast"/>
         </w:trPr>
         <w:tc>
           <w:tcPr>
@@ -8888,7 +8888,7 @@
       </w:tr>
       <w:tr>
         <w:trPr>
-          <w:trHeight w:val="793" w:hRule="atLeast"/>
+          <w:trHeight w:val="566" w:hRule="atLeast"/>
         </w:trPr>
         <w:tc>
           <w:tcPr>
@@ -9213,7 +9213,7 @@
       </w:tr>
       <w:tr>
         <w:trPr>
-          <w:trHeight w:val="793" w:hRule="atLeast"/>
+          <w:trHeight w:val="566" w:hRule="atLeast"/>
         </w:trPr>
         <w:tc>
           <w:tcPr>
@@ -9538,7 +9538,7 @@
       </w:tr>
       <w:tr>
         <w:trPr>
-          <w:trHeight w:val="793" w:hRule="atLeast"/>
+          <w:trHeight w:val="566" w:hRule="atLeast"/>
         </w:trPr>
         <w:tc>
           <w:tcPr>
@@ -9863,7 +9863,7 @@
       </w:tr>
       <w:tr>
         <w:trPr>
-          <w:trHeight w:val="793" w:hRule="atLeast"/>
+          <w:trHeight w:val="566" w:hRule="atLeast"/>
         </w:trPr>
         <w:tc>
           <w:tcPr>

--- a/docs/reference-forms/output/TAI-FORM-C014-30rows.docx
+++ b/docs/reference-forms/output/TAI-FORM-C014-30rows.docx
@@ -10197,7 +10197,7 @@
     </w:p>
     <w:sectPr>
       <w:footerReference w:type="default" r:id="rId6"/>
-      <w:pgSz w:w="11905" w:h="16837" w:orient="landscape"/>
+      <w:pgSz w:w="16837" w:h="11905" w:orient="landscape"/>
       <w:pgMar w:top="1133" w:right="1133" w:bottom="1133" w:left="1133" w:header="708" w:footer="708" w:gutter="0"/>
       <w:pgNumType/>
       <w:docGrid w:linePitch="360"/>
